--- a/content/Profissional/Attachments/YuriMachado-Curriculo.docx
+++ b/content/Profissional/Attachments/YuriMachado-Curriculo.docx
@@ -141,27 +141,17 @@
       <w:hyperlink r:id="rId5" w:history="1">
         <w:r>
           <w:rPr>
-            <w:rStyle w:val="nfase"/>
-            <w:color w:val="215E99" w:themeColor="text2" w:themeTint="BF"/>
-            <w:u w:val="single"/>
+            <w:rStyle w:val="Hyperlink"/>
+            <w:sz w:val="18"/>
+            <w:szCs w:val="18"/>
           </w:rPr>
-          <w:t>linkedin.com/in/yurimachad</w:t>
+          <w:t>linkedin.com/in/</w:t>
         </w:r>
         <w:r>
           <w:rPr>
-            <w:rStyle w:val="nfase"/>
-            <w:color w:val="215E99" w:themeColor="text2" w:themeTint="BF"/>
-            <w:u w:val="single"/>
+            <w:rStyle w:val="Hyperlink"/>
           </w:rPr>
-          <w:t>o</w:t>
-        </w:r>
-        <w:r>
-          <w:rPr>
-            <w:rStyle w:val="nfase"/>
-            <w:color w:val="215E99" w:themeColor="text2" w:themeTint="BF"/>
-            <w:u w:val="single"/>
-          </w:rPr>
-          <w:t>luz0311</w:t>
+          <w:t>YuriMachadoLuz</w:t>
         </w:r>
       </w:hyperlink>
       <w:r>
@@ -201,27 +191,11 @@
       <w:hyperlink r:id="rId6" w:history="1">
         <w:r>
           <w:rPr>
-            <w:rStyle w:val="nfase"/>
-            <w:color w:val="215E99" w:themeColor="text2" w:themeTint="BF"/>
-            <w:u w:val="single"/>
+            <w:rStyle w:val="Hyperlink"/>
+            <w:sz w:val="18"/>
+            <w:szCs w:val="18"/>
           </w:rPr>
-          <w:t>github.com/</w:t>
-        </w:r>
-        <w:r>
-          <w:rPr>
-            <w:rStyle w:val="nfase"/>
-            <w:color w:val="215E99" w:themeColor="text2" w:themeTint="BF"/>
-            <w:u w:val="single"/>
-          </w:rPr>
-          <w:t>Y</w:t>
-        </w:r>
-        <w:r>
-          <w:rPr>
-            <w:rStyle w:val="nfase"/>
-            <w:color w:val="215E99" w:themeColor="text2" w:themeTint="BF"/>
-            <w:u w:val="single"/>
-          </w:rPr>
-          <w:t>uri-Machado-Luz</w:t>
+          <w:t>github.com/Yuri-Machado-Luz</w:t>
         </w:r>
       </w:hyperlink>
       <w:r>
@@ -265,23 +239,7 @@
             <w:color w:val="215E99" w:themeColor="text2" w:themeTint="BF"/>
             <w:u w:val="single"/>
           </w:rPr>
-          <w:t>https://www.yurima</w:t>
-        </w:r>
-        <w:r>
-          <w:rPr>
-            <w:rStyle w:val="nfase"/>
-            <w:color w:val="215E99" w:themeColor="text2" w:themeTint="BF"/>
-            <w:u w:val="single"/>
-          </w:rPr>
-          <w:t>c</w:t>
-        </w:r>
-        <w:r>
-          <w:rPr>
-            <w:rStyle w:val="nfase"/>
-            <w:color w:val="215E99" w:themeColor="text2" w:themeTint="BF"/>
-            <w:u w:val="single"/>
-          </w:rPr>
-          <w:t>hado.dev.br/</w:t>
+          <w:t>https://www.yurimachado.dev.br/</w:t>
         </w:r>
       </w:hyperlink>
     </w:p>
@@ -332,13 +290,7 @@
     </w:p>
     <w:p>
       <w:r>
-        <w:t>Possuo experiência prática em desenvolvimento web, automação de processos e integração de APIs,</w:t>
-      </w:r>
-      <w:r>
-        <w:t xml:space="preserve"> </w:t>
-      </w:r>
-      <w:r>
-        <w:t>com foco em código limpo, testes automatizados e interfaces responsivas. Minha trajetória inclui formação parcial em Psicologia e atuação consolidada em Design, Ilustração e Análise de RH — um repertório que aplico para unir técnica, clareza e sensibilidade em cada entrega.</w:t>
+        <w:t>Possuo experiência prática em desenvolvimento web, automação de processos e integração de APIs, com foco em código limpo, testes automatizados e interfaces responsivas. Minha trajetória inclui formação parcial em Psicologia e atuação consolidada em Design, Ilustração e Análise de RH — um repertório que aplico para unir técnica, clareza e sensibilidade em cada entrega.</w:t>
       </w:r>
     </w:p>
     <w:p>
@@ -401,13 +353,8 @@
       </w:r>
       <w:proofErr w:type="spellEnd"/>
       <w:r>
-        <w:t>), HTML5/CSS3, JSON/</w:t>
-      </w:r>
-      <w:proofErr w:type="spellStart"/>
-      <w:r>
-        <w:t>YAML</w:t>
-      </w:r>
-      <w:proofErr w:type="spellEnd"/>
+        <w:t>), HTML5/CSS3, JSON/YAML</w:t>
+      </w:r>
     </w:p>
     <w:p>
       <w:pPr>
@@ -438,270 +385,327 @@
           <w:bCs/>
           <w:color w:val="990029"/>
         </w:rPr>
-        <w:t xml:space="preserve"> &amp; UI</w:t>
-      </w:r>
+        <w:t xml:space="preserve"> &amp; UI: </w:t>
+      </w:r>
+      <w:proofErr w:type="spellStart"/>
+      <w:r>
+        <w:t>React</w:t>
+      </w:r>
+      <w:proofErr w:type="spellEnd"/>
+      <w:r>
+        <w:t xml:space="preserve">, </w:t>
+      </w:r>
+      <w:proofErr w:type="spellStart"/>
+      <w:r>
+        <w:t>Tailwind</w:t>
+      </w:r>
+      <w:proofErr w:type="spellEnd"/>
+      <w:r>
+        <w:t xml:space="preserve">, </w:t>
+      </w:r>
+      <w:proofErr w:type="spellStart"/>
+      <w:r>
+        <w:t>Framer</w:t>
+      </w:r>
+      <w:proofErr w:type="spellEnd"/>
+      <w:r>
+        <w:t xml:space="preserve"> Motion, Vite, </w:t>
+      </w:r>
+      <w:proofErr w:type="spellStart"/>
+      <w:r>
+        <w:t>Axios</w:t>
+      </w:r>
+      <w:proofErr w:type="spellEnd"/>
+      <w:r>
+        <w:t xml:space="preserve">, </w:t>
+      </w:r>
+      <w:proofErr w:type="spellStart"/>
+      <w:r>
+        <w:t>Figma</w:t>
+      </w:r>
+      <w:proofErr w:type="spellEnd"/>
+      <w:r>
+        <w:t xml:space="preserve"> (Design System)</w:t>
+      </w:r>
+    </w:p>
+    <w:p>
+      <w:pPr>
+        <w:spacing w:before="0" w:after="0"/>
+        <w:jc w:val="both"/>
+      </w:pPr>
       <w:r>
         <w:rPr>
           <w:b/>
           <w:bCs/>
           <w:color w:val="990029"/>
         </w:rPr>
-        <w:t xml:space="preserve">: </w:t>
-      </w:r>
-      <w:proofErr w:type="spellStart"/>
-      <w:r>
-        <w:t>React</w:t>
-      </w:r>
-      <w:proofErr w:type="spellEnd"/>
-      <w:r>
-        <w:t xml:space="preserve">, </w:t>
-      </w:r>
-      <w:proofErr w:type="spellStart"/>
-      <w:r>
-        <w:t>Tailwind</w:t>
-      </w:r>
-      <w:proofErr w:type="spellEnd"/>
-      <w:r>
-        <w:t xml:space="preserve">, </w:t>
-      </w:r>
-      <w:proofErr w:type="spellStart"/>
-      <w:r>
-        <w:t>Framer</w:t>
-      </w:r>
-      <w:proofErr w:type="spellEnd"/>
-      <w:r>
-        <w:t xml:space="preserve"> Motion, Vite, </w:t>
-      </w:r>
-      <w:proofErr w:type="spellStart"/>
-      <w:r>
-        <w:t>Axios</w:t>
-      </w:r>
-      <w:proofErr w:type="spellEnd"/>
-      <w:r>
-        <w:t xml:space="preserve">, </w:t>
-      </w:r>
-      <w:proofErr w:type="spellStart"/>
-      <w:r>
-        <w:t>Figma</w:t>
-      </w:r>
-      <w:proofErr w:type="spellEnd"/>
-      <w:r>
-        <w:t xml:space="preserve"> (Design System)</w:t>
-      </w:r>
-    </w:p>
-    <w:p>
-      <w:pPr>
-        <w:spacing w:before="0" w:after="0"/>
-        <w:jc w:val="both"/>
-      </w:pPr>
+        <w:t>Back-</w:t>
+      </w:r>
+      <w:proofErr w:type="spellStart"/>
       <w:r>
         <w:rPr>
           <w:b/>
           <w:bCs/>
           <w:color w:val="990029"/>
         </w:rPr>
-        <w:t>Back-</w:t>
-      </w:r>
-      <w:proofErr w:type="spellStart"/>
+        <w:t>end</w:t>
+      </w:r>
+      <w:proofErr w:type="spellEnd"/>
       <w:r>
         <w:rPr>
           <w:b/>
           <w:bCs/>
           <w:color w:val="990029"/>
         </w:rPr>
-        <w:t>end</w:t>
-      </w:r>
-      <w:proofErr w:type="spellEnd"/>
+        <w:t xml:space="preserve"> &amp; Automação: </w:t>
+      </w:r>
+      <w:r>
+        <w:t xml:space="preserve">Node.js, Express, </w:t>
+      </w:r>
+      <w:proofErr w:type="spellStart"/>
+      <w:r>
+        <w:t>FastAPI</w:t>
+      </w:r>
+      <w:proofErr w:type="spellEnd"/>
+      <w:r>
+        <w:t xml:space="preserve">, Pandas, </w:t>
+      </w:r>
+      <w:proofErr w:type="spellStart"/>
+      <w:r>
+        <w:t>Selenium</w:t>
+      </w:r>
+      <w:proofErr w:type="spellEnd"/>
+      <w:r>
+        <w:t xml:space="preserve">, Power </w:t>
+      </w:r>
+      <w:proofErr w:type="spellStart"/>
+      <w:r>
+        <w:t>Automate</w:t>
+      </w:r>
+      <w:proofErr w:type="spellEnd"/>
+    </w:p>
+    <w:p>
+      <w:pPr>
+        <w:spacing w:before="0" w:after="0"/>
+        <w:jc w:val="both"/>
+      </w:pPr>
       <w:r>
         <w:rPr>
           <w:b/>
           <w:bCs/>
           <w:color w:val="990029"/>
         </w:rPr>
-        <w:t xml:space="preserve"> &amp; Automação</w:t>
-      </w:r>
+        <w:t xml:space="preserve">Ferramentas &amp; Ambientes: </w:t>
+      </w:r>
+      <w:proofErr w:type="spellStart"/>
+      <w:r>
+        <w:t>Git</w:t>
+      </w:r>
+      <w:proofErr w:type="spellEnd"/>
+      <w:r>
+        <w:t xml:space="preserve"> (</w:t>
+      </w:r>
+      <w:proofErr w:type="spellStart"/>
+      <w:r>
+        <w:t>Flow+Actions</w:t>
+      </w:r>
+      <w:proofErr w:type="spellEnd"/>
+      <w:r>
+        <w:t xml:space="preserve">), CI/CD, </w:t>
+      </w:r>
+      <w:proofErr w:type="spellStart"/>
+      <w:r>
+        <w:t>Obsidian</w:t>
+      </w:r>
+      <w:proofErr w:type="spellEnd"/>
+      <w:r>
+        <w:t>, Excel</w:t>
+      </w:r>
+      <w:r>
+        <w:t>, Windows 11, Ubuntu (Linux), Terminal/CLI</w:t>
+      </w:r>
+    </w:p>
+    <w:p>
+      <w:pPr>
+        <w:spacing w:before="0" w:after="0"/>
+        <w:jc w:val="both"/>
+      </w:pPr>
       <w:r>
         <w:rPr>
           <w:b/>
           <w:bCs/>
           <w:color w:val="990029"/>
         </w:rPr>
-        <w:t xml:space="preserve">: </w:t>
-      </w:r>
-      <w:r>
-        <w:t xml:space="preserve">Node.js, Express, </w:t>
-      </w:r>
-      <w:proofErr w:type="spellStart"/>
-      <w:r>
-        <w:t>FastAPI</w:t>
-      </w:r>
-      <w:proofErr w:type="spellEnd"/>
-      <w:r>
-        <w:t xml:space="preserve">, Pandas, </w:t>
-      </w:r>
-      <w:proofErr w:type="spellStart"/>
-      <w:r>
-        <w:t>Selenium</w:t>
-      </w:r>
-      <w:proofErr w:type="spellEnd"/>
-      <w:r>
-        <w:t xml:space="preserve">, Power </w:t>
-      </w:r>
-      <w:proofErr w:type="spellStart"/>
-      <w:r>
-        <w:t>Automate</w:t>
-      </w:r>
-      <w:proofErr w:type="spellEnd"/>
-    </w:p>
-    <w:p>
-      <w:pPr>
-        <w:spacing w:before="0" w:after="0"/>
-        <w:jc w:val="both"/>
-      </w:pPr>
+        <w:t xml:space="preserve">Metodologias (Preferidas): </w:t>
+      </w:r>
+      <w:r>
+        <w:t xml:space="preserve">Scrum, </w:t>
+      </w:r>
+      <w:proofErr w:type="spellStart"/>
+      <w:r>
+        <w:t>Kanban</w:t>
+      </w:r>
+      <w:proofErr w:type="spellEnd"/>
+      <w:r>
+        <w:t>, BPMN, GTD, UML, DRY, Testes Automatizados</w:t>
+      </w:r>
+    </w:p>
+    <w:p>
+      <w:pPr>
+        <w:pStyle w:val="Ttulo1"/>
+      </w:pPr>
+      <w:r>
+        <w:t>EXPERIÊNCIAS</w:t>
+      </w:r>
+    </w:p>
+    <w:p>
+      <w:pPr>
+        <w:pStyle w:val="Ttulo2"/>
+      </w:pPr>
+      <w:r>
+        <w:t xml:space="preserve">Desenvolvimento, </w:t>
+      </w:r>
+      <w:r>
+        <w:t>Design</w:t>
+      </w:r>
+      <w:r>
+        <w:t xml:space="preserve"> &amp; Conteúdo</w:t>
+      </w:r>
+    </w:p>
+    <w:p>
+      <w:pPr>
+        <w:rPr>
+          <w:rStyle w:val="nfaseSutil"/>
+        </w:rPr>
+      </w:pPr>
+      <w:r>
+        <w:rPr>
+          <w:rStyle w:val="nfaseSutil"/>
+        </w:rPr>
+        <w:t xml:space="preserve">Autônomo | 2020 – </w:t>
+      </w:r>
+      <w:r>
+        <w:rPr>
+          <w:rStyle w:val="nfaseSutil"/>
+        </w:rPr>
+        <w:t>Presente</w:t>
+      </w:r>
+    </w:p>
+    <w:p>
       <w:r>
         <w:rPr>
           <w:b/>
           <w:bCs/>
-          <w:color w:val="990029"/>
-        </w:rPr>
-        <w:t>Ferramentas &amp; Ambientes</w:t>
-      </w:r>
+        </w:rPr>
+        <w:t xml:space="preserve">Desenvolvimento </w:t>
+      </w:r>
+      <w:proofErr w:type="spellStart"/>
       <w:r>
         <w:rPr>
           <w:b/>
           <w:bCs/>
+        </w:rPr>
+        <w:t>Full-Stack</w:t>
+      </w:r>
+      <w:proofErr w:type="spellEnd"/>
+      <w:r>
+        <w:t xml:space="preserve"> </w:t>
+      </w:r>
+      <w:r>
+        <w:t>(</w:t>
+      </w:r>
+      <w:r>
+        <w:rPr>
           <w:color w:val="990029"/>
         </w:rPr>
-        <w:t xml:space="preserve">: </w:t>
-      </w:r>
-      <w:proofErr w:type="spellStart"/>
-      <w:r>
-        <w:t>Git</w:t>
-      </w:r>
-      <w:proofErr w:type="spellEnd"/>
-      <w:r>
-        <w:t xml:space="preserve"> (</w:t>
-      </w:r>
-      <w:proofErr w:type="spellStart"/>
-      <w:r>
-        <w:t>Flow+Actions</w:t>
-      </w:r>
-      <w:proofErr w:type="spellEnd"/>
-      <w:r>
-        <w:t xml:space="preserve">), CI/CD, </w:t>
-      </w:r>
-      <w:proofErr w:type="spellStart"/>
-      <w:r>
-        <w:t>Obsidian</w:t>
-      </w:r>
-      <w:proofErr w:type="spellEnd"/>
-      <w:r>
-        <w:t>, Excel</w:t>
-      </w:r>
-      <w:r>
-        <w:t>, Windows 11, Ubuntu (Linux), Terminal/CLI</w:t>
-      </w:r>
-    </w:p>
-    <w:p>
-      <w:pPr>
-        <w:spacing w:before="0" w:after="0"/>
-        <w:jc w:val="both"/>
+        <w:t>desde Jul 2022)</w:t>
+      </w:r>
+    </w:p>
+    <w:p>
+      <w:pPr>
+        <w:pStyle w:val="PargrafodaLista"/>
+      </w:pPr>
+      <w:r>
+        <w:t xml:space="preserve">Desenvolvimento de aplicações web responsivas para </w:t>
+      </w:r>
+      <w:proofErr w:type="spellStart"/>
+      <w:r>
+        <w:t>PMEs</w:t>
+      </w:r>
+      <w:proofErr w:type="spellEnd"/>
+      <w:r>
+        <w:t xml:space="preserve"> com </w:t>
+      </w:r>
+      <w:proofErr w:type="spellStart"/>
+      <w:r>
+        <w:t>React</w:t>
+      </w:r>
+      <w:proofErr w:type="spellEnd"/>
+      <w:r>
+        <w:t xml:space="preserve">, Node.js, Motion e </w:t>
+      </w:r>
+      <w:proofErr w:type="spellStart"/>
+      <w:r>
+        <w:t>Tailwind</w:t>
+      </w:r>
+      <w:proofErr w:type="spellEnd"/>
+      <w:r>
+        <w:t xml:space="preserve"> CSS.</w:t>
+      </w:r>
+    </w:p>
+    <w:p>
+      <w:pPr>
+        <w:pStyle w:val="PargrafodaLista"/>
+      </w:pPr>
+      <w:r>
+        <w:t>Implementação de automações para otimização de fluxos manuais repetitivos.</w:t>
+      </w:r>
+    </w:p>
+    <w:p>
+      <w:pPr>
+        <w:pStyle w:val="PargrafodaLista"/>
+      </w:pPr>
+      <w:r>
+        <w:t>Integração de APIs para sincronização de dados entre sistemas.</w:t>
+      </w:r>
+    </w:p>
+    <w:p>
+      <w:pPr>
+        <w:pStyle w:val="PargrafodaLista"/>
+      </w:pPr>
+      <w:r>
+        <w:t>Criação de interfaces centradas no usuário aplicando princípios de UX/UI.</w:t>
+      </w:r>
+    </w:p>
+    <w:p>
+      <w:pPr>
+        <w:pStyle w:val="PargrafodaLista"/>
+      </w:pPr>
+      <w:r>
+        <w:t>Consultoria em arquitetura e documentação técnica para sustentabilidade de sistemas.</w:t>
+      </w:r>
+    </w:p>
+    <w:p>
+      <w:pPr>
+        <w:rPr>
+          <w:color w:val="990029"/>
+        </w:rPr>
       </w:pPr>
       <w:r>
         <w:rPr>
           <w:b/>
           <w:bCs/>
+        </w:rPr>
+        <w:t>Design &amp; Redação Técnica</w:t>
+      </w:r>
+      <w:r>
+        <w:t xml:space="preserve"> </w:t>
+      </w:r>
+      <w:r>
+        <w:rPr>
           <w:color w:val="990029"/>
         </w:rPr>
-        <w:t xml:space="preserve">Metodologias (Preferidas): </w:t>
-      </w:r>
-      <w:r>
-        <w:t xml:space="preserve">Scrum, </w:t>
-      </w:r>
-      <w:proofErr w:type="spellStart"/>
-      <w:r>
-        <w:t>Kanban</w:t>
-      </w:r>
-      <w:proofErr w:type="spellEnd"/>
-      <w:r>
-        <w:t>, BPMN, GTD, UML, DRY, Testes Automatizados</w:t>
-      </w:r>
-    </w:p>
-    <w:p>
-      <w:pPr>
-        <w:pStyle w:val="Ttulo1"/>
-      </w:pPr>
-      <w:r>
-        <w:t>EXPERIÊNCIAS</w:t>
-      </w:r>
-    </w:p>
-    <w:p>
-      <w:pPr>
-        <w:pStyle w:val="Ttulo2"/>
-      </w:pPr>
-      <w:r>
-        <w:t xml:space="preserve">Desenvolvimento, </w:t>
-      </w:r>
-      <w:r>
-        <w:t>Design</w:t>
-      </w:r>
-      <w:r>
-        <w:t xml:space="preserve"> &amp; Conteúdo</w:t>
-      </w:r>
-    </w:p>
-    <w:p>
-      <w:pPr>
-        <w:rPr>
-          <w:rStyle w:val="nfaseSutil"/>
-        </w:rPr>
-      </w:pPr>
-      <w:r>
-        <w:rPr>
-          <w:rStyle w:val="nfaseSutil"/>
-        </w:rPr>
-        <w:t xml:space="preserve">Autônomo | 2020 – </w:t>
-      </w:r>
-      <w:r>
-        <w:rPr>
-          <w:rStyle w:val="nfaseSutil"/>
-        </w:rPr>
-        <w:t>Presente</w:t>
-      </w:r>
-    </w:p>
-    <w:p>
-      <w:r>
-        <w:rPr>
-          <w:b/>
-          <w:bCs/>
-        </w:rPr>
-        <w:t xml:space="preserve">Desenvolvimento </w:t>
-      </w:r>
-      <w:proofErr w:type="spellStart"/>
-      <w:r>
-        <w:rPr>
-          <w:b/>
-          <w:bCs/>
-        </w:rPr>
-        <w:t>Full-Stack</w:t>
-      </w:r>
-      <w:proofErr w:type="spellEnd"/>
-      <w:r>
-        <w:t xml:space="preserve"> </w:t>
-      </w:r>
-      <w:r>
-        <w:t>(</w:t>
-      </w:r>
-      <w:r>
-        <w:rPr>
-          <w:color w:val="990029"/>
-        </w:rPr>
-        <w:t>desde Jul 2022</w:t>
-      </w:r>
-      <w:r>
-        <w:rPr>
-          <w:color w:val="990029"/>
-        </w:rPr>
-        <w:t>)</w:t>
+        <w:t>(desde Jan 2020)</w:t>
       </w:r>
     </w:p>
     <w:p>
@@ -709,31 +713,33 @@
         <w:pStyle w:val="PargrafodaLista"/>
       </w:pPr>
       <w:r>
-        <w:t xml:space="preserve">Desenvolvimento de aplicações web responsivas para </w:t>
-      </w:r>
-      <w:proofErr w:type="spellStart"/>
-      <w:r>
-        <w:t>PMEs</w:t>
-      </w:r>
-      <w:proofErr w:type="spellEnd"/>
-      <w:r>
-        <w:t xml:space="preserve"> com </w:t>
-      </w:r>
-      <w:proofErr w:type="spellStart"/>
-      <w:r>
-        <w:t>React</w:t>
-      </w:r>
-      <w:proofErr w:type="spellEnd"/>
-      <w:r>
-        <w:t xml:space="preserve">, Node.js, Motion e </w:t>
-      </w:r>
-      <w:proofErr w:type="spellStart"/>
-      <w:r>
-        <w:t>Tailwind</w:t>
-      </w:r>
-      <w:proofErr w:type="spellEnd"/>
-      <w:r>
-        <w:t xml:space="preserve"> CSS.</w:t>
+        <w:t>Criação de identidade visual e prototipagem UI/UX adaptado à preferência do cliente (</w:t>
+      </w:r>
+      <w:proofErr w:type="spellStart"/>
+      <w:r>
+        <w:t>Figma</w:t>
+      </w:r>
+      <w:proofErr w:type="spellEnd"/>
+      <w:r>
+        <w:t xml:space="preserve">, </w:t>
+      </w:r>
+      <w:proofErr w:type="spellStart"/>
+      <w:proofErr w:type="gramStart"/>
+      <w:r>
+        <w:t>Canva</w:t>
+      </w:r>
+      <w:proofErr w:type="spellEnd"/>
+      <w:r>
+        <w:t xml:space="preserve">, </w:t>
+      </w:r>
+      <w:proofErr w:type="spellStart"/>
+      <w:r>
+        <w:t>etc</w:t>
+      </w:r>
+      <w:proofErr w:type="spellEnd"/>
+      <w:proofErr w:type="gramEnd"/>
+      <w:r>
+        <w:t>);</w:t>
       </w:r>
     </w:p>
     <w:p>
@@ -741,111 +747,7 @@
         <w:pStyle w:val="PargrafodaLista"/>
       </w:pPr>
       <w:r>
-        <w:t>Implementação de automações para otimização de fluxos manuais repetitivos.</w:t>
-      </w:r>
-    </w:p>
-    <w:p>
-      <w:pPr>
-        <w:pStyle w:val="PargrafodaLista"/>
-      </w:pPr>
-      <w:r>
-        <w:t>Integração de APIs para sincronização de dados entre sistemas.</w:t>
-      </w:r>
-    </w:p>
-    <w:p>
-      <w:pPr>
-        <w:pStyle w:val="PargrafodaLista"/>
-      </w:pPr>
-      <w:r>
-        <w:t>Criação de interfaces centradas no usuário aplicando princípios de UX/UI.</w:t>
-      </w:r>
-    </w:p>
-    <w:p>
-      <w:pPr>
-        <w:pStyle w:val="PargrafodaLista"/>
-      </w:pPr>
-      <w:r>
-        <w:t>Consultoria em arquitetura e documentação técnica para sustentabilidade de sistemas.</w:t>
-      </w:r>
-    </w:p>
-    <w:p>
-      <w:pPr>
-        <w:rPr>
-          <w:color w:val="990029"/>
-        </w:rPr>
-      </w:pPr>
-      <w:r>
-        <w:rPr>
-          <w:b/>
-          <w:bCs/>
-        </w:rPr>
-        <w:t>Design &amp; Redação Técnica</w:t>
-      </w:r>
-      <w:r>
-        <w:t xml:space="preserve"> </w:t>
-      </w:r>
-      <w:r>
-        <w:rPr>
-          <w:color w:val="990029"/>
-        </w:rPr>
-        <w:t>(desde Jan 2020</w:t>
-      </w:r>
-      <w:r>
-        <w:rPr>
-          <w:color w:val="990029"/>
-        </w:rPr>
-        <w:t>)</w:t>
-      </w:r>
-    </w:p>
-    <w:p>
-      <w:pPr>
-        <w:pStyle w:val="PargrafodaLista"/>
-      </w:pPr>
-      <w:r>
-        <w:t xml:space="preserve">Criação de identidade visual e prototipagem UI/UX adaptado à preferência do cliente </w:t>
-      </w:r>
-      <w:r>
-        <w:t>(</w:t>
-      </w:r>
-      <w:proofErr w:type="spellStart"/>
-      <w:r>
-        <w:t>Figma</w:t>
-      </w:r>
-      <w:proofErr w:type="spellEnd"/>
-      <w:r>
-        <w:t xml:space="preserve">, </w:t>
-      </w:r>
-      <w:proofErr w:type="spellStart"/>
-      <w:proofErr w:type="gramStart"/>
-      <w:r>
-        <w:t>Canva</w:t>
-      </w:r>
-      <w:proofErr w:type="spellEnd"/>
-      <w:r>
-        <w:t xml:space="preserve">, </w:t>
-      </w:r>
-      <w:proofErr w:type="spellStart"/>
-      <w:r>
-        <w:t>etc</w:t>
-      </w:r>
-      <w:proofErr w:type="spellEnd"/>
-      <w:proofErr w:type="gramEnd"/>
-      <w:r>
-        <w:t>);</w:t>
-      </w:r>
-    </w:p>
-    <w:p>
-      <w:pPr>
-        <w:pStyle w:val="PargrafodaLista"/>
-      </w:pPr>
-      <w:r>
-        <w:t>Produção de conteúdo técnico e acadêmico como pesquisas e relatórios (especificação ABNT</w:t>
-      </w:r>
-      <w:r>
-        <w:t>)</w:t>
-      </w:r>
-      <w:r>
-        <w:t>.</w:t>
+        <w:t>Produção de conteúdo técnico e acadêmico como pesquisas e relatórios (especificação ABNT).</w:t>
       </w:r>
     </w:p>
     <w:p>
@@ -2324,6 +2226,7 @@
   <w:style w:type="character" w:default="1" w:styleId="Fontepargpadro">
     <w:name w:val="Default Paragraph Font"/>
     <w:uiPriority w:val="1"/>
+    <w:semiHidden/>
     <w:unhideWhenUsed/>
   </w:style>
   <w:style w:type="table" w:default="1" w:styleId="Tabelanormal">
